--- a/Anleitung_V103.docx
+++ b/Anleitung_V103.docx
@@ -949,7 +949,7 @@
               <w:rPr>
                 <w:lang w:val="de-DE"/>
               </w:rPr>
-              <w:t xml:space="preserve">Wst-abhängige Schwelle für späte päd. Einheiten: Spalte A = Wst, Spalte B = Schwelle (optional; fehlt das Blatt oder eine Wst, gilt die Schwelle 2).</w:t>
+              <w:t xml:space="preserve">Wst-abhängige Schwelle für späte päd. Einheiten: Spalte A = Wst, Spalte B = Schwelle (optional; fehlt das Blatt oder eine Wst, gilt die Schwelle 2). Zusätzlich: C1 = Beschriftung „Def spät ab Stunde“, C2 = die Stunde, ab der ein Slot als „spät“ gilt (z. B. 5 ⇒ bereits die 5. Stunde ist spät). Fehlt C2, gilt 6. Dieser Wert gilt für ALLE Spät-Funktionen.</w:t>
             </w:r>
           </w:p>
         </w:tc>
@@ -8031,7 +8031,7 @@
               <w:rPr>
                 <w:lang w:val="de-DE"/>
               </w:rPr>
-              <w:t>Belohnung je früher Doppelstunde (Beginn ≤ Stunde 5), positiv.</w:t>
+              <w:t>Belohnung je früher Doppelstunde (Beginn vor der Spätgrenze, Standard also ≤ Stunde 5), positiv.</w:t>
             </w:r>
           </w:p>
         </w:tc>
@@ -8078,7 +8078,7 @@
               <w:rPr>
                 <w:lang w:val="de-DE"/>
               </w:rPr>
-              <w:t>Strafe je später Doppelstunde (Beginn ≥ Stunde 6).</w:t>
+              <w:t>Strafe je später Doppelstunde (Beginn ab der Spätgrenze, Standard 6).</w:t>
             </w:r>
           </w:p>
         </w:tc>
@@ -8125,7 +8125,7 @@
               <w:rPr>
                 <w:lang w:val="de-DE"/>
               </w:rPr>
-              <w:t xml:space="preserve">Strafe je päd. Einheit mit belegten Stunden ab Stunde 6 ≥ der Wst-abhängigen Schwelle (Sheet „SpätSchwelle“).</w:t>
+              <w:t xml:space="preserve">Strafe je päd. Einheit, deren belegte Stunden ab der Spätgrenze („SpätSchwelle“ C2, Standard 6) die Wst-abhängige Schwelle erreichen (Sheet „SpätSchwelle“, Spalten A/B).</w:t>
             </w:r>
           </w:p>
         </w:tc>
@@ -8410,7 +8410,7 @@
               <w:rPr>
                 <w:lang w:val="de-DE"/>
               </w:rPr>
-              <w:t>Strafe je LK-Stunde (LK01/LK02) über der Tagesgrenze ab Stunde 6.</w:t>
+              <w:t>Strafe je LK-Stunde (LK01/LK02) über der Tagesgrenze; „spät“ ab der Spätgrenze („SpätSchwelle“ C2, Standard 6).</w:t>
             </w:r>
           </w:p>
         </w:tc>
@@ -8593,12 +8593,32 @@
               <w:rPr>
                 <w:lang w:val="de-DE"/>
               </w:rPr>
-              <w:t>Tipp: Eine LK-Stunde (LK01/LK02) gilt ab Stunde 6 als „spät“. „Grenze späte LK-Stunden“ legt fest, wie viele solcher Stunden pro Tag erlaubt sind, bevor die Strafe greift (Standard 2).</w:t>
+              <w:t>Tipp: Eine LK-Stunde (LK01/LK02) gilt ab der Spätgrenze als „spät“ (Standard 6, einstellbar in „SpätSchwelle“ C2). „Grenze späte LK-Stunden“ legt fest, wie viele solcher Stunden pro Tag erlaubt sind, bevor die Strafe greift (Standard 2).</w:t>
             </w:r>
           </w:p>
         </w:tc>
       </w:tr>
     </w:tbl>
+    <w:p>
+      <w:pPr>
+        <w:rPr>
+          <w:lang w:val="de-DE"/>
+        </w:rPr>
+      </w:pPr>
+      <w:r>
+        <w:rPr>
+          <w:b/>
+          <w:lang w:val="de-DE"/>
+        </w:rPr>
+        <w:t xml:space="preserve">Die Spätgrenze („Def spät ab Stunde“). </w:t>
+      </w:r>
+      <w:r>
+        <w:rPr>
+          <w:lang w:val="de-DE"/>
+        </w:rPr>
+        <w:t xml:space="preserve">Ab welcher Stunde ein Slot als „spät“ gilt, steht im Sheet „SpätSchwelle“ in Zelle C2 (C1 dient nur als Beschriftung). Fehlt der Eintrag oder ist er unlesbar, gilt 6 wie bisher; im zweiten Fall erscheint zusätzlich ein Hinweis im Log. Der Wert gilt einheitlich für ALLE Spät-Funktionen: späte päd. Einheiten, späte LK-Stunden, frühe und späte Doppelstunden sowie das Verbot später Doppelstunden. Wird die Grenze vorgezogen (z. B. auf 5), gelten schlagartig deutlich mehr Stunden als spät — die Wst-Schwellen in den Spalten A/B desselben Sheets sollten dann noch einmal geprüft werden.</w:t>
+      </w:r>
+    </w:p>
     <w:p>
       <w:pPr>
         <w:pStyle w:val="berschrift3"/>
@@ -8913,7 +8933,7 @@
               <w:pStyle w:val="Compact"/>
             </w:pPr>
             <w:r>
-              <w:t xml:space="preserve">Verbot späte Doppel</w:t>
+              <w:t xml:space="preserve">Verbot später Doppelstunden</w:t>
             </w:r>
           </w:p>
         </w:tc>
@@ -8945,7 +8965,7 @@
               <w:rPr>
                 <w:lang w:val="de-DE"/>
               </w:rPr>
-              <w:t>Wenn ja: Doppelstunden ab Stunde 6/7 werden verboten.</w:t>
+              <w:t>Wenn ja: Doppelstunden, die ab der Spätgrenze beginnen, werden verboten (bei Standard 6 also 6/7, 7/8, 8/9). Die Spätgrenze stammt aus „SpätSchwelle“ C2. Ausnahme: Ist die Doppelstunde für beide Slots per „Fix UNrn“ vorgegeben, gilt das Verbot nicht.</w:t>
             </w:r>
           </w:p>
         </w:tc>
@@ -9282,7 +9302,7 @@
               <w:rPr>
                 <w:lang w:val="de-DE"/>
               </w:rPr>
-              <w:t xml:space="preserve">Päd. Einheiten (gleiche Klasse + gleicher ZeilenText, sonst gleiches Fach) mit belegten Stunden ab Stunde 6 ≥ der Wst-abhängigen Schwelle (Sheet „SpätSchwelle“, Fallback 2). Fächer aus „Fächer ohne Spätzählung“ werden ausgenommen.</w:t>
+              <w:t xml:space="preserve">Päd. Einheiten (gleiche Klasse + gleicher ZeilenText, sonst gleiches Fach), deren belegte Stunden ab der Spätgrenze („SpätSchwelle“ C2, Standard 6) die Wst-abhängige Schwelle erreichen (Sheet „SpätSchwelle“, Fallback 2). Maßgeblich für die Schwelle ist die Wochenstundenzahl der Einheit: je UNr zählt ein Beitrag, verschiedene UNrn werden addiert, und das Ergebnis wird auf die tatsächlich belegten verschiedenen Zeitpunkte begrenzt. Fächer aus „Fächer ohne Spätzählung“ werden ausgenommen.</w:t>
             </w:r>
           </w:p>
         </w:tc>
@@ -9424,7 +9444,7 @@
               <w:rPr>
                 <w:lang w:val="de-DE"/>
               </w:rPr>
-              <w:t>LK-Stunden ab Stunde 6, soweit sie an einem Tag die Grenze überschreiten.</w:t>
+              <w:t>LK-Stunden ab der Spätgrenze, soweit sie an einem Tag die Grenze überschreiten.</w:t>
             </w:r>
           </w:p>
         </w:tc>
@@ -10079,6 +10099,34 @@
             </w:r>
             <w:r>
               <w:t xml:space="preserve">Wert ergänzen oder Flag entfernen (Kapitel 2.4).</w:t>
+            </w:r>
+          </w:p>
+        </w:tc>
+      </w:tr>
+      <w:tr>
+        <w:tc>
+          <w:tcPr>
+            <w:tcW w:w="0" w:type="auto"/>
+          </w:tcPr>
+          <w:p>
+            <w:pPr>
+              <w:pStyle w:val="Compact"/>
+            </w:pPr>
+            <w:r>
+              <w:t xml:space="preserve">PM: „… Beschriftung nicht erkannt — Wert wurde IGNORIERT“</w:t>
+            </w:r>
+          </w:p>
+        </w:tc>
+        <w:tc>
+          <w:tcPr>
+            <w:tcW w:w="0" w:type="auto"/>
+          </w:tcPr>
+          <w:p>
+            <w:pPr>
+              <w:pStyle w:val="Compact"/>
+            </w:pPr>
+            <w:r>
+              <w:t xml:space="preserve">Eine Zeile im Sheet PM hat einen Text in Spalte A und einen Wert in Spalte B, passt aber zu keinem bekannten Parameter — meist ein Tippfehler oder eine umbenannte Beschriftung. Der Wert wird nicht übernommen, der Parameter behält seinen Standard. Schreibweise prüfen (Kapitel 5.2).</w:t>
             </w:r>
           </w:p>
         </w:tc>
